--- a/自然语言处理作业/第五周实验/实验九-篇章连贯性分析实验——基于句子顺序与上下文一致性分析.docx
+++ b/自然语言处理作业/第五周实验/实验九-篇章连贯性分析实验——基于句子顺序与上下文一致性分析.docx
@@ -37,6 +37,12 @@
             <w:insideH w:val="single" w:color="auto" w:sz="4" w:space="0"/>
             <w:insideV w:val="single" w:color="auto" w:sz="4" w:space="0"/>
           </w:tblBorders>
+          <w:tblCellMar>
+            <w:top w:w="0" w:type="dxa"/>
+            <w:left w:w="108" w:type="dxa"/>
+            <w:bottom w:w="0" w:type="dxa"/>
+            <w:right w:w="108" w:type="dxa"/>
+          </w:tblCellMar>
         </w:tblPrEx>
         <w:tc>
           <w:tcPr>
@@ -711,6 +717,12 @@
                   <w:insideH w:val="single" w:color="auto" w:sz="4" w:space="0"/>
                   <w:insideV w:val="single" w:color="auto" w:sz="4" w:space="0"/>
                 </w:tblBorders>
+                <w:tblCellMar>
+                  <w:top w:w="0" w:type="dxa"/>
+                  <w:left w:w="108" w:type="dxa"/>
+                  <w:bottom w:w="0" w:type="dxa"/>
+                  <w:right w:w="108" w:type="dxa"/>
+                </w:tblCellMar>
               </w:tblPrEx>
               <w:tc>
                 <w:tcPr>
@@ -13386,6 +13398,12 @@
                   <w:insideH w:val="single" w:color="auto" w:sz="4" w:space="0"/>
                   <w:insideV w:val="single" w:color="auto" w:sz="4" w:space="0"/>
                 </w:tblBorders>
+                <w:tblCellMar>
+                  <w:top w:w="0" w:type="dxa"/>
+                  <w:left w:w="108" w:type="dxa"/>
+                  <w:bottom w:w="0" w:type="dxa"/>
+                  <w:right w:w="108" w:type="dxa"/>
+                </w:tblCellMar>
               </w:tblPrEx>
               <w:tc>
                 <w:tcPr>
@@ -13585,15 +13603,7 @@
               <w:rPr>
                 <w:rFonts w:hint="eastAsia"/>
               </w:rPr>
-              <w:t>。第二段原序与乱序的平均分相同，都是约零点一五三，这是因为三句两两之间的相似度数值在打乱后只是换了一下相邻对</w:t>
-            </w:r>
-            <w:bookmarkStart w:id="0" w:name="_GoBack"/>
-            <w:bookmarkEnd w:id="0"/>
-            <w:r>
-              <w:rPr>
-                <w:rFonts w:hint="eastAsia"/>
-              </w:rPr>
-              <w:t>的位置，平均数不变，读起来却已不是原来那种时间或话题推进顺序。所以从阅读体验上，原序通常更符合事件先后与指代衔接，而打乱会破坏这种线索，但数值指标未必总是跟着升高或降低。</w:t>
+              <w:t>。第二段原序与乱序的平均分相同，都是约零点一五三，这是因为三句两两之间的相似度数值在打乱后只是换了一下相邻对的位置，平均数不变，读起来却已不是原来那种时间或话题推进顺序。所以从阅读体验上，原序通常更符合事件先后与指代衔接，而打乱会破坏这种线索，但数值指标未必总是跟着升高或降低。</w:t>
             </w:r>
           </w:p>
           <w:p>
@@ -13931,6 +13941,24 @@
             <w:tcW w:w="8522" w:type="dxa"/>
             <w:gridSpan w:val="2"/>
           </w:tcPr>
+          <w:p>
+            <w:pPr>
+              <w:bidi w:val="0"/>
+              <w:rPr>
+                <w:rFonts w:hint="eastAsia"/>
+                <w:lang w:val="en-US" w:eastAsia="zh-CN"/>
+              </w:rPr>
+            </w:pPr>
+            <w:r>
+              <w:rPr>
+                <w:rFonts w:hint="eastAsia"/>
+                <w:lang w:val="en-US" w:eastAsia="zh-CN"/>
+              </w:rPr>
+              <w:t>本次实验从数据文件读入两段各三句的短文，对每段在保持原句集合不变的前提下打乱顺序，用 jieba 分词后基于 TF 与 IDF 得到句向量，计算相邻句之间的余弦相似度并比较原序与乱序下的平均分与逐对数值，程序正常跑通并打印对比与启发式结论文本。</w:t>
+            </w:r>
+            <w:bookmarkStart w:id="0" w:name="_GoBack"/>
+            <w:bookmarkEnd w:id="0"/>
+          </w:p>
           <w:p>
             <w:pPr>
               <w:bidi w:val="0"/>
